--- a/easy_drv/doc/Структура базы каналов.docx
+++ b/easy_drv/doc/Структура базы каналов.docx
@@ -51,11 +51,9 @@
         </w:numPr>
         <w:contextualSpacing/>
       </w:pPr>
-      <w:proofErr w:type="spellStart"/>
       <w:r>
         <w:t>Подузел</w:t>
       </w:r>
-      <w:proofErr w:type="spellEnd"/>
       <w:r>
         <w:t xml:space="preserve"> 1</w:t>
       </w:r>
@@ -84,13 +82,7 @@
         <w:contextualSpacing/>
       </w:pPr>
       <w:r>
-        <w:t xml:space="preserve">Канал </w:t>
-      </w:r>
-      <w:r>
-        <w:t>2</w:t>
-      </w:r>
-      <w:r>
-        <w:t>.</w:t>
+        <w:t>Канал 2.</w:t>
       </w:r>
     </w:p>
     <w:p>
@@ -102,13 +94,7 @@
         <w:contextualSpacing/>
       </w:pPr>
       <w:r>
-        <w:t xml:space="preserve">Канал </w:t>
-      </w:r>
-      <w:r>
-        <w:t>3</w:t>
-      </w:r>
-      <w:r>
-        <w:t>.</w:t>
+        <w:t>Канал 3.</w:t>
       </w:r>
     </w:p>
     <w:p>
@@ -119,22 +105,14 @@
         </w:numPr>
         <w:contextualSpacing/>
       </w:pPr>
-      <w:proofErr w:type="spellStart"/>
-      <w:r>
-        <w:t>Подузел</w:t>
-      </w:r>
-      <w:proofErr w:type="spellEnd"/>
-      <w:r>
-        <w:t xml:space="preserve"> </w:t>
+      <w:r>
+        <w:t xml:space="preserve">Подузел </w:t>
       </w:r>
       <w:r>
         <w:t xml:space="preserve">2 </w:t>
       </w:r>
       <w:r>
-        <w:t>(содержит группу)</w:t>
-      </w:r>
-      <w:r>
-        <w:t>.</w:t>
+        <w:t>(содержит группу).</w:t>
       </w:r>
     </w:p>
     <w:p>
@@ -152,58 +130,41 @@
         <w:t xml:space="preserve">2 </w:t>
       </w:r>
       <w:r>
-        <w:t>(содержит описание одного контроллера)</w:t>
-      </w:r>
-      <w:r>
+        <w:t>(содержит описание одного контроллера).</w:t>
+      </w:r>
+    </w:p>
+    <w:p>
+      <w:pPr>
+        <w:pStyle w:val="1"/>
+      </w:pPr>
+      <w:r>
+        <w:t xml:space="preserve">Описание </w:t>
+      </w:r>
+      <w:r>
+        <w:t>базы</w:t>
+      </w:r>
+      <w:r>
+        <w:t xml:space="preserve"> каналов</w:t>
+      </w:r>
+      <w:r>
+        <w:rPr>
+          <w:lang w:val="en-US"/>
+        </w:rPr>
         <w:t>.</w:t>
       </w:r>
     </w:p>
     <w:p>
       <w:pPr>
-        <w:pStyle w:val="1"/>
-      </w:pPr>
-      <w:r>
-        <w:t>Описание</w:t>
-      </w:r>
-      <w:r>
-        <w:t xml:space="preserve"> </w:t>
-      </w:r>
-      <w:r>
-        <w:t>базы</w:t>
-      </w:r>
-      <w:r>
-        <w:t xml:space="preserve"> каналов</w:t>
-      </w:r>
-      <w:r>
-        <w:rPr>
-          <w:lang w:val="en-US"/>
-        </w:rPr>
-        <w:t>.</w:t>
-      </w:r>
-    </w:p>
-    <w:p>
-      <w:pPr>
         <w:contextualSpacing/>
       </w:pPr>
       <w:r>
-        <w:t>Узел</w:t>
-      </w:r>
-      <w:r>
-        <w:t xml:space="preserve"> </w:t>
-      </w:r>
-      <w:r>
-        <w:t xml:space="preserve">содержит описание </w:t>
+        <w:t xml:space="preserve">Узел содержит описание </w:t>
       </w:r>
       <w:r>
         <w:t xml:space="preserve">следующих параметров </w:t>
       </w:r>
       <w:r>
-        <w:t>одного контроллера</w:t>
-      </w:r>
-      <w:bookmarkStart w:id="0" w:name="_GoBack"/>
-      <w:bookmarkEnd w:id="0"/>
-      <w:r>
-        <w:t>:</w:t>
+        <w:t>одного контроллера:</w:t>
       </w:r>
     </w:p>
     <w:p>
@@ -215,7 +176,22 @@
         <w:contextualSpacing/>
       </w:pPr>
       <w:r>
-        <w:t>Имя контроллера – Выдача сыворотки.</w:t>
+        <w:t xml:space="preserve">Имя контроллера – </w:t>
+      </w:r>
+      <w:r>
+        <w:rPr>
+          <w:lang w:val="en-US"/>
+        </w:rPr>
+        <w:t>“</w:t>
+      </w:r>
+      <w:r>
+        <w:t>Выдача сыворотки</w:t>
+      </w:r>
+      <w:r>
+        <w:rPr>
+          <w:lang w:val="en-US"/>
+        </w:rPr>
+        <w:t>”;</w:t>
       </w:r>
     </w:p>
     <w:p>
@@ -239,7 +215,19 @@
         <w:rPr>
           <w:lang w:val="en-US"/>
         </w:rPr>
+        <w:t>“</w:t>
+      </w:r>
+      <w:r>
+        <w:rPr>
+          <w:lang w:val="en-US"/>
+        </w:rPr>
         <w:t>10.0.200.1</w:t>
+      </w:r>
+      <w:r>
+        <w:rPr>
+          <w:lang w:val="en-US"/>
+        </w:rPr>
+        <w:t>”;</w:t>
       </w:r>
     </w:p>
     <w:p>
@@ -250,44 +238,39 @@
         </w:numPr>
         <w:contextualSpacing/>
       </w:pPr>
-      <w:r>
-        <w:rPr>
-          <w:lang w:val="en-US"/>
-        </w:rPr>
-        <w:t>Port – 10000.</w:t>
-      </w:r>
-    </w:p>
-    <w:p>
-      <w:pPr>
-        <w:numPr>
-          <w:ilvl w:val="0"/>
-          <w:numId w:val="3"/>
-        </w:numPr>
+      <w:bookmarkStart w:id="0" w:name="_GoBack"/>
+      <w:bookmarkEnd w:id="0"/>
+      <w:r>
+        <w:rPr>
+          <w:lang w:val="en-US"/>
+        </w:rPr>
+        <w:t xml:space="preserve">Port – </w:t>
+      </w:r>
+      <w:r>
+        <w:rPr>
+          <w:lang w:val="en-US"/>
+        </w:rPr>
+        <w:t>“</w:t>
+      </w:r>
+      <w:r>
+        <w:rPr>
+          <w:lang w:val="en-US"/>
+        </w:rPr>
+        <w:t>10000</w:t>
+      </w:r>
+      <w:r>
+        <w:rPr>
+          <w:lang w:val="en-US"/>
+        </w:rPr>
+        <w:t>”;</w:t>
+      </w:r>
+    </w:p>
+    <w:p>
+      <w:pPr>
         <w:contextualSpacing/>
       </w:pPr>
       <w:r>
-        <w:t xml:space="preserve">Время ожидания ответа – 100 </w:t>
-      </w:r>
-      <w:proofErr w:type="spellStart"/>
-      <w:r>
-        <w:t>мс</w:t>
-      </w:r>
-      <w:proofErr w:type="spellEnd"/>
-      <w:r>
-        <w:t>.</w:t>
-      </w:r>
-    </w:p>
-    <w:p>
-      <w:pPr>
-        <w:contextualSpacing/>
-      </w:pPr>
-      <w:proofErr w:type="spellStart"/>
-      <w:r>
-        <w:t>Подузел</w:t>
-      </w:r>
-      <w:proofErr w:type="spellEnd"/>
-      <w:r>
-        <w:t xml:space="preserve"> – описание группы. </w:t>
+        <w:t xml:space="preserve">Подузел – описание группы. </w:t>
       </w:r>
       <w:r>
         <w:t>П</w:t>
@@ -354,20 +337,6 @@
           <w:lang w:val="en-US"/>
         </w:rPr>
         <w:t>[1].</w:t>
-      </w:r>
-      <w:proofErr w:type="spellStart"/>
-      <w:r>
-        <w:rPr>
-          <w:lang w:val="en-US"/>
-        </w:rPr>
-        <w:t>default_value</w:t>
-      </w:r>
-      <w:proofErr w:type="spellEnd"/>
-      <w:r>
-        <w:rPr>
-          <w:lang w:val="en-US"/>
-        </w:rPr>
-        <w:t>.</w:t>
       </w:r>
     </w:p>
     <w:p>
@@ -959,6 +928,196 @@
       <w:szCs w:val="32"/>
       <w:lang w:eastAsia="en-US"/>
     </w:rPr>
+  </w:style>
+</w:styles>
+</file>
+
+<file path=word/stylesWithEffects.xml><?xml version="1.0" encoding="utf-8"?>
+<w:styles xmlns:wpc="http://schemas.microsoft.com/office/word/2010/wordprocessingCanvas" xmlns:mc="http://schemas.openxmlformats.org/markup-compatibility/2006" xmlns:o="urn:schemas-microsoft-com:office:office" xmlns:r="http://schemas.openxmlformats.org/officeDocument/2006/relationships" xmlns:m="http://schemas.openxmlformats.org/officeDocument/2006/math" xmlns:v="urn:schemas-microsoft-com:vml" xmlns:wp14="http://schemas.microsoft.com/office/word/2010/wordprocessingDrawing" xmlns:wp="http://schemas.openxmlformats.org/drawingml/2006/wordprocessingDrawing" xmlns:w10="urn:schemas-microsoft-com:office:word" xmlns:w="http://schemas.openxmlformats.org/wordprocessingml/2006/main" xmlns:w14="http://schemas.microsoft.com/office/word/2010/wordml" xmlns:wpg="http://schemas.microsoft.com/office/word/2010/wordprocessingGroup" xmlns:wpi="http://schemas.microsoft.com/office/word/2010/wordprocessingInk" xmlns:wne="http://schemas.microsoft.com/office/word/2006/wordml" xmlns:wps="http://schemas.microsoft.com/office/word/2010/wordprocessingShape" mc:Ignorable="w14 wp14">
+  <w:docDefaults>
+    <w:rPrDefault>
+      <w:rPr>
+        <w:rFonts w:asciiTheme="minorHAnsi" w:eastAsiaTheme="minorEastAsia" w:hAnsiTheme="minorHAnsi" w:cstheme="minorBidi"/>
+        <w:sz w:val="22"/>
+        <w:szCs w:val="22"/>
+        <w:lang w:val="ru-RU" w:eastAsia="ru-RU" w:bidi="ar-SA"/>
+      </w:rPr>
+    </w:rPrDefault>
+    <w:pPrDefault>
+      <w:pPr>
+        <w:spacing w:after="200" w:line="276" w:lineRule="auto"/>
+      </w:pPr>
+    </w:pPrDefault>
+  </w:docDefaults>
+  <w:latentStyles w:defLockedState="0" w:defUIPriority="99" w:defSemiHidden="1" w:defUnhideWhenUsed="1" w:defQFormat="0" w:count="267">
+    <w:lsdException w:name="Normal" w:semiHidden="0" w:uiPriority="0" w:unhideWhenUsed="0" w:qFormat="1"/>
+    <w:lsdException w:name="heading 1" w:semiHidden="0" w:uiPriority="9" w:unhideWhenUsed="0" w:qFormat="1"/>
+    <w:lsdException w:name="heading 2" w:uiPriority="9" w:qFormat="1"/>
+    <w:lsdException w:name="heading 3" w:uiPriority="9" w:qFormat="1"/>
+    <w:lsdException w:name="heading 4" w:uiPriority="9" w:qFormat="1"/>
+    <w:lsdException w:name="heading 5" w:uiPriority="9" w:qFormat="1"/>
+    <w:lsdException w:name="heading 6" w:uiPriority="9" w:qFormat="1"/>
+    <w:lsdException w:name="heading 7" w:uiPriority="9" w:qFormat="1"/>
+    <w:lsdException w:name="heading 8" w:uiPriority="9" w:qFormat="1"/>
+    <w:lsdException w:name="heading 9" w:uiPriority="9" w:qFormat="1"/>
+    <w:lsdException w:name="toc 1" w:uiPriority="39"/>
+    <w:lsdException w:name="toc 2" w:uiPriority="39"/>
+    <w:lsdException w:name="toc 3" w:uiPriority="39"/>
+    <w:lsdException w:name="toc 4" w:uiPriority="39"/>
+    <w:lsdException w:name="toc 5" w:uiPriority="39"/>
+    <w:lsdException w:name="toc 6" w:uiPriority="39"/>
+    <w:lsdException w:name="toc 7" w:uiPriority="39"/>
+    <w:lsdException w:name="toc 8" w:uiPriority="39"/>
+    <w:lsdException w:name="toc 9" w:uiPriority="39"/>
+    <w:lsdException w:name="caption" w:uiPriority="35" w:qFormat="1"/>
+    <w:lsdException w:name="Title" w:semiHidden="0" w:uiPriority="10" w:unhideWhenUsed="0" w:qFormat="1"/>
+    <w:lsdException w:name="Default Paragraph Font" w:uiPriority="1"/>
+    <w:lsdException w:name="Subtitle" w:semiHidden="0" w:uiPriority="11" w:unhideWhenUsed="0" w:qFormat="1"/>
+    <w:lsdException w:name="Strong" w:semiHidden="0" w:uiPriority="22" w:unhideWhenUsed="0" w:qFormat="1"/>
+    <w:lsdException w:name="Emphasis" w:semiHidden="0" w:uiPriority="20" w:unhideWhenUsed="0" w:qFormat="1"/>
+    <w:lsdException w:name="Table Grid" w:semiHidden="0" w:uiPriority="59" w:unhideWhenUsed="0"/>
+    <w:lsdException w:name="Placeholder Text" w:unhideWhenUsed="0"/>
+    <w:lsdException w:name="No Spacing" w:semiHidden="0" w:uiPriority="1" w:unhideWhenUsed="0" w:qFormat="1"/>
+    <w:lsdException w:name="Light Shading" w:semiHidden="0" w:uiPriority="60" w:unhideWhenUsed="0"/>
+    <w:lsdException w:name="Light List" w:semiHidden="0" w:uiPriority="61" w:unhideWhenUsed="0"/>
+    <w:lsdException w:name="Light Grid" w:semiHidden="0" w:uiPriority="62" w:unhideWhenUsed="0"/>
+    <w:lsdException w:name="Medium Shading 1" w:semiHidden="0" w:uiPriority="63" w:unhideWhenUsed="0"/>
+    <w:lsdException w:name="Medium Shading 2" w:semiHidden="0" w:uiPriority="64" w:unhideWhenUsed="0"/>
+    <w:lsdException w:name="Medium List 1" w:semiHidden="0" w:uiPriority="65" w:unhideWhenUsed="0"/>
+    <w:lsdException w:name="Medium List 2" w:semiHidden="0" w:uiPriority="66" w:unhideWhenUsed="0"/>
+    <w:lsdException w:name="Medium Grid 1" w:semiHidden="0" w:uiPriority="67" w:unhideWhenUsed="0"/>
+    <w:lsdException w:name="Medium Grid 2" w:semiHidden="0" w:uiPriority="68" w:unhideWhenUsed="0"/>
+    <w:lsdException w:name="Medium Grid 3" w:semiHidden="0" w:uiPriority="69" w:unhideWhenUsed="0"/>
+    <w:lsdException w:name="Dark List" w:semiHidden="0" w:uiPriority="70" w:unhideWhenUsed="0"/>
+    <w:lsdException w:name="Colorful Shading" w:semiHidden="0" w:uiPriority="71" w:unhideWhenUsed="0"/>
+    <w:lsdException w:name="Colorful List" w:semiHidden="0" w:uiPriority="72" w:unhideWhenUsed="0"/>
+    <w:lsdException w:name="Colorful Grid" w:semiHidden="0" w:uiPriority="73" w:unhideWhenUsed="0"/>
+    <w:lsdException w:name="Light Shading Accent 1" w:semiHidden="0" w:uiPriority="60" w:unhideWhenUsed="0"/>
+    <w:lsdException w:name="Light List Accent 1" w:semiHidden="0" w:uiPriority="61" w:unhideWhenUsed="0"/>
+    <w:lsdException w:name="Light Grid Accent 1" w:semiHidden="0" w:uiPriority="62" w:unhideWhenUsed="0"/>
+    <w:lsdException w:name="Medium Shading 1 Accent 1" w:semiHidden="0" w:uiPriority="63" w:unhideWhenUsed="0"/>
+    <w:lsdException w:name="Medium Shading 2 Accent 1" w:semiHidden="0" w:uiPriority="64" w:unhideWhenUsed="0"/>
+    <w:lsdException w:name="Medium List 1 Accent 1" w:semiHidden="0" w:uiPriority="65" w:unhideWhenUsed="0"/>
+    <w:lsdException w:name="Revision" w:unhideWhenUsed="0"/>
+    <w:lsdException w:name="List Paragraph" w:semiHidden="0" w:uiPriority="34" w:unhideWhenUsed="0" w:qFormat="1"/>
+    <w:lsdException w:name="Quote" w:semiHidden="0" w:uiPriority="29" w:unhideWhenUsed="0" w:qFormat="1"/>
+    <w:lsdException w:name="Intense Quote" w:semiHidden="0" w:uiPriority="30" w:unhideWhenUsed="0" w:qFormat="1"/>
+    <w:lsdException w:name="Medium List 2 Accent 1" w:semiHidden="0" w:uiPriority="66" w:unhideWhenUsed="0"/>
+    <w:lsdException w:name="Medium Grid 1 Accent 1" w:semiHidden="0" w:uiPriority="67" w:unhideWhenUsed="0"/>
+    <w:lsdException w:name="Medium Grid 2 Accent 1" w:semiHidden="0" w:uiPriority="68" w:unhideWhenUsed="0"/>
+    <w:lsdException w:name="Medium Grid 3 Accent 1" w:semiHidden="0" w:uiPriority="69" w:unhideWhenUsed="0"/>
+    <w:lsdException w:name="Dark List Accent 1" w:semiHidden="0" w:uiPriority="70" w:unhideWhenUsed="0"/>
+    <w:lsdException w:name="Colorful Shading Accent 1" w:semiHidden="0" w:uiPriority="71" w:unhideWhenUsed="0"/>
+    <w:lsdException w:name="Colorful List Accent 1" w:semiHidden="0" w:uiPriority="72" w:unhideWhenUsed="0"/>
+    <w:lsdException w:name="Colorful Grid Accent 1" w:semiHidden="0" w:uiPriority="73" w:unhideWhenUsed="0"/>
+    <w:lsdException w:name="Light Shading Accent 2" w:semiHidden="0" w:uiPriority="60" w:unhideWhenUsed="0"/>
+    <w:lsdException w:name="Light List Accent 2" w:semiHidden="0" w:uiPriority="61" w:unhideWhenUsed="0"/>
+    <w:lsdException w:name="Light Grid Accent 2" w:semiHidden="0" w:uiPriority="62" w:unhideWhenUsed="0"/>
+    <w:lsdException w:name="Medium Shading 1 Accent 2" w:semiHidden="0" w:uiPriority="63" w:unhideWhenUsed="0"/>
+    <w:lsdException w:name="Medium Shading 2 Accent 2" w:semiHidden="0" w:uiPriority="64" w:unhideWhenUsed="0"/>
+    <w:lsdException w:name="Medium List 1 Accent 2" w:semiHidden="0" w:uiPriority="65" w:unhideWhenUsed="0"/>
+    <w:lsdException w:name="Medium List 2 Accent 2" w:semiHidden="0" w:uiPriority="66" w:unhideWhenUsed="0"/>
+    <w:lsdException w:name="Medium Grid 1 Accent 2" w:semiHidden="0" w:uiPriority="67" w:unhideWhenUsed="0"/>
+    <w:lsdException w:name="Medium Grid 2 Accent 2" w:semiHidden="0" w:uiPriority="68" w:unhideWhenUsed="0"/>
+    <w:lsdException w:name="Medium Grid 3 Accent 2" w:semiHidden="0" w:uiPriority="69" w:unhideWhenUsed="0"/>
+    <w:lsdException w:name="Dark List Accent 2" w:semiHidden="0" w:uiPriority="70" w:unhideWhenUsed="0"/>
+    <w:lsdException w:name="Colorful Shading Accent 2" w:semiHidden="0" w:uiPriority="71" w:unhideWhenUsed="0"/>
+    <w:lsdException w:name="Colorful List Accent 2" w:semiHidden="0" w:uiPriority="72" w:unhideWhenUsed="0"/>
+    <w:lsdException w:name="Colorful Grid Accent 2" w:semiHidden="0" w:uiPriority="73" w:unhideWhenUsed="0"/>
+    <w:lsdException w:name="Light Shading Accent 3" w:semiHidden="0" w:uiPriority="60" w:unhideWhenUsed="0"/>
+    <w:lsdException w:name="Light List Accent 3" w:semiHidden="0" w:uiPriority="61" w:unhideWhenUsed="0"/>
+    <w:lsdException w:name="Light Grid Accent 3" w:semiHidden="0" w:uiPriority="62" w:unhideWhenUsed="0"/>
+    <w:lsdException w:name="Medium Shading 1 Accent 3" w:semiHidden="0" w:uiPriority="63" w:unhideWhenUsed="0"/>
+    <w:lsdException w:name="Medium Shading 2 Accent 3" w:semiHidden="0" w:uiPriority="64" w:unhideWhenUsed="0"/>
+    <w:lsdException w:name="Medium List 1 Accent 3" w:semiHidden="0" w:uiPriority="65" w:unhideWhenUsed="0"/>
+    <w:lsdException w:name="Medium List 2 Accent 3" w:semiHidden="0" w:uiPriority="66" w:unhideWhenUsed="0"/>
+    <w:lsdException w:name="Medium Grid 1 Accent 3" w:semiHidden="0" w:uiPriority="67" w:unhideWhenUsed="0"/>
+    <w:lsdException w:name="Medium Grid 2 Accent 3" w:semiHidden="0" w:uiPriority="68" w:unhideWhenUsed="0"/>
+    <w:lsdException w:name="Medium Grid 3 Accent 3" w:semiHidden="0" w:uiPriority="69" w:unhideWhenUsed="0"/>
+    <w:lsdException w:name="Dark List Accent 3" w:semiHidden="0" w:uiPriority="70" w:unhideWhenUsed="0"/>
+    <w:lsdException w:name="Colorful Shading Accent 3" w:semiHidden="0" w:uiPriority="71" w:unhideWhenUsed="0"/>
+    <w:lsdException w:name="Colorful List Accent 3" w:semiHidden="0" w:uiPriority="72" w:unhideWhenUsed="0"/>
+    <w:lsdException w:name="Colorful Grid Accent 3" w:semiHidden="0" w:uiPriority="73" w:unhideWhenUsed="0"/>
+    <w:lsdException w:name="Light Shading Accent 4" w:semiHidden="0" w:uiPriority="60" w:unhideWhenUsed="0"/>
+    <w:lsdException w:name="Light List Accent 4" w:semiHidden="0" w:uiPriority="61" w:unhideWhenUsed="0"/>
+    <w:lsdException w:name="Light Grid Accent 4" w:semiHidden="0" w:uiPriority="62" w:unhideWhenUsed="0"/>
+    <w:lsdException w:name="Medium Shading 1 Accent 4" w:semiHidden="0" w:uiPriority="63" w:unhideWhenUsed="0"/>
+    <w:lsdException w:name="Medium Shading 2 Accent 4" w:semiHidden="0" w:uiPriority="64" w:unhideWhenUsed="0"/>
+    <w:lsdException w:name="Medium List 1 Accent 4" w:semiHidden="0" w:uiPriority="65" w:unhideWhenUsed="0"/>
+    <w:lsdException w:name="Medium List 2 Accent 4" w:semiHidden="0" w:uiPriority="66" w:unhideWhenUsed="0"/>
+    <w:lsdException w:name="Medium Grid 1 Accent 4" w:semiHidden="0" w:uiPriority="67" w:unhideWhenUsed="0"/>
+    <w:lsdException w:name="Medium Grid 2 Accent 4" w:semiHidden="0" w:uiPriority="68" w:unhideWhenUsed="0"/>
+    <w:lsdException w:name="Medium Grid 3 Accent 4" w:semiHidden="0" w:uiPriority="69" w:unhideWhenUsed="0"/>
+    <w:lsdException w:name="Dark List Accent 4" w:semiHidden="0" w:uiPriority="70" w:unhideWhenUsed="0"/>
+    <w:lsdException w:name="Colorful Shading Accent 4" w:semiHidden="0" w:uiPriority="71" w:unhideWhenUsed="0"/>
+    <w:lsdException w:name="Colorful List Accent 4" w:semiHidden="0" w:uiPriority="72" w:unhideWhenUsed="0"/>
+    <w:lsdException w:name="Colorful Grid Accent 4" w:semiHidden="0" w:uiPriority="73" w:unhideWhenUsed="0"/>
+    <w:lsdException w:name="Light Shading Accent 5" w:semiHidden="0" w:uiPriority="60" w:unhideWhenUsed="0"/>
+    <w:lsdException w:name="Light List Accent 5" w:semiHidden="0" w:uiPriority="61" w:unhideWhenUsed="0"/>
+    <w:lsdException w:name="Light Grid Accent 5" w:semiHidden="0" w:uiPriority="62" w:unhideWhenUsed="0"/>
+    <w:lsdException w:name="Medium Shading 1 Accent 5" w:semiHidden="0" w:uiPriority="63" w:unhideWhenUsed="0"/>
+    <w:lsdException w:name="Medium Shading 2 Accent 5" w:semiHidden="0" w:uiPriority="64" w:unhideWhenUsed="0"/>
+    <w:lsdException w:name="Medium List 1 Accent 5" w:semiHidden="0" w:uiPriority="65" w:unhideWhenUsed="0"/>
+    <w:lsdException w:name="Medium List 2 Accent 5" w:semiHidden="0" w:uiPriority="66" w:unhideWhenUsed="0"/>
+    <w:lsdException w:name="Medium Grid 1 Accent 5" w:semiHidden="0" w:uiPriority="67" w:unhideWhenUsed="0"/>
+    <w:lsdException w:name="Medium Grid 2 Accent 5" w:semiHidden="0" w:uiPriority="68" w:unhideWhenUsed="0"/>
+    <w:lsdException w:name="Medium Grid 3 Accent 5" w:semiHidden="0" w:uiPriority="69" w:unhideWhenUsed="0"/>
+    <w:lsdException w:name="Dark List Accent 5" w:semiHidden="0" w:uiPriority="70" w:unhideWhenUsed="0"/>
+    <w:lsdException w:name="Colorful Shading Accent 5" w:semiHidden="0" w:uiPriority="71" w:unhideWhenUsed="0"/>
+    <w:lsdException w:name="Colorful List Accent 5" w:semiHidden="0" w:uiPriority="72" w:unhideWhenUsed="0"/>
+    <w:lsdException w:name="Colorful Grid Accent 5" w:semiHidden="0" w:uiPriority="73" w:unhideWhenUsed="0"/>
+    <w:lsdException w:name="Light Shading Accent 6" w:semiHidden="0" w:uiPriority="60" w:unhideWhenUsed="0"/>
+    <w:lsdException w:name="Light List Accent 6" w:semiHidden="0" w:uiPriority="61" w:unhideWhenUsed="0"/>
+    <w:lsdException w:name="Light Grid Accent 6" w:semiHidden="0" w:uiPriority="62" w:unhideWhenUsed="0"/>
+    <w:lsdException w:name="Medium Shading 1 Accent 6" w:semiHidden="0" w:uiPriority="63" w:unhideWhenUsed="0"/>
+    <w:lsdException w:name="Medium Shading 2 Accent 6" w:semiHidden="0" w:uiPriority="64" w:unhideWhenUsed="0"/>
+    <w:lsdException w:name="Medium List 1 Accent 6" w:semiHidden="0" w:uiPriority="65" w:unhideWhenUsed="0"/>
+    <w:lsdException w:name="Medium List 2 Accent 6" w:semiHidden="0" w:uiPriority="66" w:unhideWhenUsed="0"/>
+    <w:lsdException w:name="Medium Grid 1 Accent 6" w:semiHidden="0" w:uiPriority="67" w:unhideWhenUsed="0"/>
+    <w:lsdException w:name="Medium Grid 2 Accent 6" w:semiHidden="0" w:uiPriority="68" w:unhideWhenUsed="0"/>
+    <w:lsdException w:name="Medium Grid 3 Accent 6" w:semiHidden="0" w:uiPriority="69" w:unhideWhenUsed="0"/>
+    <w:lsdException w:name="Dark List Accent 6" w:semiHidden="0" w:uiPriority="70" w:unhideWhenUsed="0"/>
+    <w:lsdException w:name="Colorful Shading Accent 6" w:semiHidden="0" w:uiPriority="71" w:unhideWhenUsed="0"/>
+    <w:lsdException w:name="Colorful List Accent 6" w:semiHidden="0" w:uiPriority="72" w:unhideWhenUsed="0"/>
+    <w:lsdException w:name="Colorful Grid Accent 6" w:semiHidden="0" w:uiPriority="73" w:unhideWhenUsed="0"/>
+    <w:lsdException w:name="Subtle Emphasis" w:semiHidden="0" w:uiPriority="19" w:unhideWhenUsed="0" w:qFormat="1"/>
+    <w:lsdException w:name="Intense Emphasis" w:semiHidden="0" w:uiPriority="21" w:unhideWhenUsed="0" w:qFormat="1"/>
+    <w:lsdException w:name="Subtle Reference" w:semiHidden="0" w:uiPriority="31" w:unhideWhenUsed="0" w:qFormat="1"/>
+    <w:lsdException w:name="Intense Reference" w:semiHidden="0" w:uiPriority="32" w:unhideWhenUsed="0" w:qFormat="1"/>
+    <w:lsdException w:name="Book Title" w:semiHidden="0" w:uiPriority="33" w:unhideWhenUsed="0" w:qFormat="1"/>
+    <w:lsdException w:name="Bibliography" w:uiPriority="37"/>
+    <w:lsdException w:name="TOC Heading" w:uiPriority="39" w:qFormat="1"/>
+  </w:latentStyles>
+  <w:style w:type="paragraph" w:default="1" w:styleId="a">
+    <w:name w:val="Normal"/>
+    <w:qFormat/>
+  </w:style>
+  <w:style w:type="character" w:default="1" w:styleId="a0">
+    <w:name w:val="Default Paragraph Font"/>
+    <w:uiPriority w:val="1"/>
+    <w:semiHidden/>
+    <w:unhideWhenUsed/>
+  </w:style>
+  <w:style w:type="table" w:default="1" w:styleId="a1">
+    <w:name w:val="Normal Table"/>
+    <w:uiPriority w:val="99"/>
+    <w:semiHidden/>
+    <w:unhideWhenUsed/>
+    <w:tblPr>
+      <w:tblInd w:w="0" w:type="dxa"/>
+      <w:tblCellMar>
+        <w:top w:w="0" w:type="dxa"/>
+        <w:left w:w="108" w:type="dxa"/>
+        <w:bottom w:w="0" w:type="dxa"/>
+        <w:right w:w="108" w:type="dxa"/>
+      </w:tblCellMar>
+    </w:tblPr>
+  </w:style>
+  <w:style w:type="numbering" w:default="1" w:styleId="a2">
+    <w:name w:val="No List"/>
+    <w:uiPriority w:val="99"/>
+    <w:semiHidden/>
+    <w:unhideWhenUsed/>
   </w:style>
 </w:styles>
 </file>
